--- a/project/manuscript/manuscript.docx
+++ b/project/manuscript/manuscript.docx
@@ -3810,33 +3810,6 @@
     </w:p>
     <w:bookmarkEnd w:id="24"/>
     <w:bookmarkStart w:id="25" w:name="ethical-statement"/>
-    <w:p>
-      <w:pPr>
-        <w:pStyle w:val="Heading3"/>
-      </w:pPr>
-      <w:r>
-        <w:t xml:space="preserve">3.10 Ethical statement</w:t>
-      </w:r>
-    </w:p>
-    <w:p>
-      <w:pPr>
-        <w:pStyle w:val="FirstParagraph"/>
-      </w:pPr>
-      <w:r>
-        <w:t xml:space="preserve">This study is a secondary analysis of public bibliometric metadata (OpenAlex), so no human or animal participants are involved, and thus no ethics approval is needed. Ethics statement: Not applicable.</w:t>
-      </w:r>
-    </w:p>
-    <w:p>
-      <w:pPr>
-        <w:pStyle w:val="BodyText"/>
-      </w:pPr>
-      <w:r>
-        <w:t xml:space="preserve">No generative AI was used in data collection or analysis. Any AI-assisted drafting will be disclosed per Springer Nature’s AI policy at final preparation.</w:t>
-      </w:r>
-    </w:p>
-    <w:bookmarkEnd w:id="25"/>
-    <w:bookmarkEnd w:id="26"/>
-    <w:bookmarkStart w:id="47" w:name="results"/>
     <w:p>
       <w:pPr>
         <w:pStyle w:val="Heading2"/>
@@ -8687,6 +8660,18 @@
       </w:r>
       <w:r>
         <w:t xml:space="preserve">metrics by direction (out = what it cites; in = who cites it):</w:t>
+      </w:r>
+    </w:p>
+    <w:p>
+      <w:pPr>
+        <w:jc w:val="center"/>
+        <w:spacing w:before="120" w:after="120"/>
+      </w:pPr>
+      <w:r>
+        <w:rPr>
+          <w:i/>
+        </w:rPr>
+        <w:t>[Table 4 about here]</w:t>
       </w:r>
     </w:p>
     <w:tbl>
@@ -13243,292 +13228,6 @@
     </w:p>
     <w:bookmarkEnd w:id="52"/>
     <w:bookmarkStart w:id="53" w:name="declarations"/>
-    <w:p>
-      <w:pPr>
-        <w:pStyle w:val="Heading2"/>
-      </w:pPr>
-      <w:r>
-        <w:t xml:space="preserve">Declarations</w:t>
-      </w:r>
-    </w:p>
-    <w:p>
-      <w:pPr>
-        <w:pStyle w:val="FirstParagraph"/>
-      </w:pPr>
-      <w:r>
-        <w:rPr>
-          <w:b/>
-          <w:bCs/>
-        </w:rPr>
-        <w:t xml:space="preserve">Availability of data and materials.</w:t>
-      </w:r>
-      <w:r>
-        <w:t xml:space="preserve"> </w:t>
-      </w:r>
-      <w:r>
-        <w:t xml:space="preserve">The corpus was harvested from</w:t>
-      </w:r>
-      <w:r>
-        <w:t xml:space="preserve"> </w:t>
-      </w:r>
-      <w:r>
-        <w:t xml:space="preserve">the OpenAlex API (public, keyless with rate limits). Processed data</w:t>
-      </w:r>
-      <w:r>
-        <w:t xml:space="preserve"> </w:t>
-      </w:r>
-      <w:r>
-        <w:t xml:space="preserve">(works, citation edges, cluster assignments, topic terms, run records)</w:t>
-      </w:r>
-      <w:r>
-        <w:t xml:space="preserve"> </w:t>
-      </w:r>
-      <w:r>
-        <w:t xml:space="preserve">are available in the project repository at [repository URL to be</w:t>
-      </w:r>
-      <w:r>
-        <w:t xml:space="preserve"> </w:t>
-      </w:r>
-      <w:r>
-        <w:t xml:space="preserve">inserted at final preparation]. The analysis scripts use only numpy,</w:t>
-      </w:r>
-      <w:r>
-        <w:t xml:space="preserve"> </w:t>
-      </w:r>
-      <w:r>
-        <w:t xml:space="preserve">fastembed, and onnxruntime.</w:t>
-      </w:r>
-    </w:p>
-    <w:p>
-      <w:pPr>
-        <w:pStyle w:val="BodyText"/>
-      </w:pPr>
-      <w:r>
-        <w:rPr>
-          <w:b/>
-          <w:bCs/>
-        </w:rPr>
-        <w:t xml:space="preserve">Competing interests.</w:t>
-      </w:r>
-      <w:r>
-        <w:t xml:space="preserve"> </w:t>
-      </w:r>
-      <w:r>
-        <w:t xml:space="preserve">The authors declare no competing interests.</w:t>
-      </w:r>
-    </w:p>
-    <w:p>
-      <w:pPr>
-        <w:pStyle w:val="BodyText"/>
-      </w:pPr>
-      <w:r>
-        <w:rPr>
-          <w:b/>
-          <w:bCs/>
-        </w:rPr>
-        <w:t xml:space="preserve">Funding.</w:t>
-      </w:r>
-      <w:r>
-        <w:t xml:space="preserve"> </w:t>
-      </w:r>
-      <w:r>
-        <w:t xml:space="preserve">This research received no specific grant from any funding</w:t>
-      </w:r>
-      <w:r>
-        <w:t xml:space="preserve"> </w:t>
-      </w:r>
-      <w:r>
-        <w:t xml:space="preserve">agency in the public, commercial, or not-for-profit sectors.</w:t>
-      </w:r>
-    </w:p>
-    <w:p>
-      <w:pPr>
-        <w:pStyle w:val="BodyText"/>
-      </w:pPr>
-      <w:r>
-        <w:rPr>
-          <w:b/>
-          <w:bCs/>
-        </w:rPr>
-        <w:t xml:space="preserve">Authors’ contributions.</w:t>
-      </w:r>
-      <w:r>
-        <w:t xml:space="preserve"> </w:t>
-      </w:r>
-      <w:r>
-        <w:t xml:space="preserve">[Double-blind: authors blinded.</w:t>
-      </w:r>
-      <w:r>
-        <w:t xml:space="preserve"> </w:t>
-      </w:r>
-      <w:r>
-        <w:t xml:space="preserve">Contributions include: study design and conceptualization; data</w:t>
-      </w:r>
-      <w:r>
-        <w:t xml:space="preserve"> </w:t>
-      </w:r>
-      <w:r>
-        <w:t xml:space="preserve">harvesting and preprocessing; citation-network construction and</w:t>
-      </w:r>
-      <w:r>
-        <w:t xml:space="preserve"> </w:t>
-      </w:r>
-      <w:r>
-        <w:t xml:space="preserve">analysis; topic modeling and cluster interpretation; brokerage metric</w:t>
-      </w:r>
-      <w:r>
-        <w:t xml:space="preserve"> </w:t>
-      </w:r>
-      <w:r>
-        <w:t xml:space="preserve">computation; topic coherence scoring; coverage-adjusted sensitivity</w:t>
-      </w:r>
-      <w:r>
-        <w:t xml:space="preserve"> </w:t>
-      </w:r>
-      <w:r>
-        <w:t xml:space="preserve">analysis; bootstrap uncertainty quantification; temporal analysis;</w:t>
-      </w:r>
-      <w:r>
-        <w:t xml:space="preserve"> </w:t>
-      </w:r>
-      <w:r>
-        <w:t xml:space="preserve">manuscript writing and revision.]</w:t>
-      </w:r>
-    </w:p>
-    <w:p>
-      <w:pPr>
-        <w:pStyle w:val="BodyText"/>
-      </w:pPr>
-      <w:r>
-        <w:rPr>
-          <w:b/>
-          <w:bCs/>
-        </w:rPr>
-        <w:t xml:space="preserve">Acknowledgements.</w:t>
-      </w:r>
-      <w:r>
-        <w:t xml:space="preserve"> </w:t>
-      </w:r>
-      <w:r>
-        <w:t xml:space="preserve">[Double-blind: no identifying content. The</w:t>
-      </w:r>
-      <w:r>
-        <w:t xml:space="preserve"> </w:t>
-      </w:r>
-      <w:r>
-        <w:t xml:space="preserve">authors acknowledge the OpenAlex project for providing open bibliometric</w:t>
-      </w:r>
-      <w:r>
-        <w:t xml:space="preserve"> </w:t>
-      </w:r>
-      <w:r>
-        <w:t xml:space="preserve">metadata, and the developers of fastembed, NumPy, and ONNX Runtime for</w:t>
-      </w:r>
-      <w:r>
-        <w:t xml:space="preserve"> </w:t>
-      </w:r>
-      <w:r>
-        <w:t xml:space="preserve">open-source analysis tools.]</w:t>
-      </w:r>
-    </w:p>
-    <w:p>
-      <w:pPr>
-        <w:pStyle w:val="BodyText"/>
-      </w:pPr>
-      <w:r>
-        <w:rPr>
-          <w:b/>
-          <w:bCs/>
-        </w:rPr>
-        <w:t xml:space="preserve">Authors’ information.</w:t>
-      </w:r>
-      <w:r>
-        <w:t xml:space="preserve"> </w:t>
-      </w:r>
-      <w:r>
-        <w:t xml:space="preserve">[Optional; not included in double-blind</w:t>
-      </w:r>
-      <w:r>
-        <w:t xml:space="preserve"> </w:t>
-      </w:r>
-      <w:r>
-        <w:t xml:space="preserve">submission.]</w:t>
-      </w:r>
-    </w:p>
-    <w:p>
-      <w:pPr>
-        <w:pStyle w:val="BodyText"/>
-      </w:pPr>
-      <w:r>
-        <w:rPr>
-          <w:b/>
-          <w:bCs/>
-        </w:rPr>
-        <w:t xml:space="preserve">AI disclosure.</w:t>
-      </w:r>
-      <w:r>
-        <w:t xml:space="preserve"> </w:t>
-      </w:r>
-      <w:r>
-        <w:t xml:space="preserve">No generative AI was used in data collection or</w:t>
-      </w:r>
-      <w:r>
-        <w:t xml:space="preserve"> </w:t>
-      </w:r>
-      <w:r>
-        <w:t xml:space="preserve">analysis. Any AI-assisted drafting will be disclosed per Springer</w:t>
-      </w:r>
-      <w:r>
-        <w:t xml:space="preserve"> </w:t>
-      </w:r>
-      <w:r>
-        <w:t xml:space="preserve">Nature’s AI policy at final preparation.</w:t>
-      </w:r>
-    </w:p>
-    <w:p>
-      <w:pPr>
-        <w:pStyle w:val="BodyText"/>
-      </w:pPr>
-      <w:r>
-        <w:rPr>
-          <w:b/>
-          <w:bCs/>
-        </w:rPr>
-        <w:t xml:space="preserve">Ethics approval.</w:t>
-      </w:r>
-      <w:r>
-        <w:t xml:space="preserve"> </w:t>
-      </w:r>
-      <w:r>
-        <w:t xml:space="preserve">Not applicable - secondary analysis of public</w:t>
-      </w:r>
-      <w:r>
-        <w:t xml:space="preserve"> </w:t>
-      </w:r>
-      <w:r>
-        <w:t xml:space="preserve">bibliometric metadata; no human or animal participants.</w:t>
-      </w:r>
-    </w:p>
-    <w:p>
-      <w:pPr>
-        <w:pStyle w:val="BodyText"/>
-      </w:pPr>
-      <w:r>
-        <w:rPr>
-          <w:b/>
-          <w:bCs/>
-        </w:rPr>
-        <w:t xml:space="preserve">Consent to publish.</w:t>
-      </w:r>
-      <w:r>
-        <w:t xml:space="preserve"> </w:t>
-      </w:r>
-      <w:r>
-        <w:t xml:space="preserve">Not applicable.</w:t>
-      </w:r>
-    </w:p>
-    <w:bookmarkEnd w:id="53"/>
-    <w:bookmarkStart w:id="54" w:name="list-of-abbreviations"/>
     <w:p>
       <w:pPr>
         <w:pStyle w:val="Heading2"/>
